--- a/docs/admin/SE_install_manual_2026-05-01.docx
+++ b/docs/admin/SE_install_manual_2026-05-01.docx
@@ -100,7 +100,7 @@
           <w:color w:val="9CA3AF"/>
           <w:sz w:val="22"/>
         </w:rPr>
-        <w:t>作成日：2026年5月1日</w:t>
+        <w:t>作成日：2026年5月1日 / Rev. 2</w:t>
       </w:r>
     </w:p>
     <w:p>
@@ -4154,6 +4154,295 @@
     </w:p>
     <w:p>
       <w:pPr>
+        <w:pStyle w:val="Heading1"/>
+      </w:pPr>
+      <w:r>
+        <w:rPr>
+          <w:rFonts w:ascii="Hiragino Mincho ProN" w:hAnsi="Hiragino Mincho ProN" w:eastAsia="Hiragino Mincho ProN"/>
+          <w:b/>
+          <w:color w:val="1F2937"/>
+          <w:sz w:val="40"/>
+        </w:rPr>
+        <w:t>15. 変更履歴</w:t>
+      </w:r>
+    </w:p>
+    <w:p>
+      <w:r>
+        <w:rPr>
+          <w:rFonts w:ascii="Hiragino Mincho ProN" w:hAnsi="Hiragino Mincho ProN" w:eastAsia="Hiragino Mincho ProN"/>
+          <w:b w:val="0"/>
+          <w:sz w:val="22"/>
+        </w:rPr>
+        <w:t>本マニュアルおよび配布 zip の改訂履歴です。SE はご自身が持つファイルの Rev 番号と下記表を照合し、最新版かをご確認ください。</w:t>
+      </w:r>
+    </w:p>
+    <w:p>
+      <w:r>
+        <w:rPr>
+          <w:rFonts w:ascii="Hiragino Mincho ProN" w:hAnsi="Hiragino Mincho ProN" w:eastAsia="Hiragino Mincho ProN"/>
+          <w:b w:val="0"/>
+          <w:sz w:val="22"/>
+        </w:rPr>
+      </w:r>
+    </w:p>
+    <w:tbl>
+      <w:tblPr>
+        <w:tblStyle w:val="LightGrid-Accent1"/>
+        <w:tblW w:type="auto" w:w="0"/>
+        <w:jc w:val="left"/>
+        <w:tblLook w:firstColumn="1" w:firstRow="1" w:lastColumn="0" w:lastRow="0" w:noHBand="0" w:noVBand="1" w:val="04A0"/>
+      </w:tblPr>
+      <w:tblGrid>
+        <w:gridCol w:w="2436"/>
+        <w:gridCol w:w="2436"/>
+        <w:gridCol w:w="2436"/>
+        <w:gridCol w:w="2436"/>
+      </w:tblGrid>
+      <w:tr>
+        <w:tc>
+          <w:tcPr>
+            <w:tcW w:type="dxa" w:w="567"/>
+          </w:tcPr>
+          <w:p>
+            <w:r/>
+            <w:r>
+              <w:rPr>
+                <w:rFonts w:ascii="Hiragino Mincho ProN" w:hAnsi="Hiragino Mincho ProN" w:eastAsia="Hiragino Mincho ProN"/>
+                <w:b/>
+                <w:color w:val="1F2937"/>
+                <w:sz w:val="20"/>
+              </w:rPr>
+              <w:t>Rev</w:t>
+            </w:r>
+          </w:p>
+        </w:tc>
+        <w:tc>
+          <w:tcPr>
+            <w:tcW w:type="dxa" w:w="1417"/>
+          </w:tcPr>
+          <w:p>
+            <w:r/>
+            <w:r>
+              <w:rPr>
+                <w:rFonts w:ascii="Hiragino Mincho ProN" w:hAnsi="Hiragino Mincho ProN" w:eastAsia="Hiragino Mincho ProN"/>
+                <w:b/>
+                <w:color w:val="1F2937"/>
+                <w:sz w:val="20"/>
+              </w:rPr>
+              <w:t>日付</w:t>
+            </w:r>
+          </w:p>
+        </w:tc>
+        <w:tc>
+          <w:tcPr>
+            <w:tcW w:type="dxa" w:w="4819"/>
+          </w:tcPr>
+          <w:p>
+            <w:r/>
+            <w:r>
+              <w:rPr>
+                <w:rFonts w:ascii="Hiragino Mincho ProN" w:hAnsi="Hiragino Mincho ProN" w:eastAsia="Hiragino Mincho ProN"/>
+                <w:b/>
+                <w:color w:val="1F2937"/>
+                <w:sz w:val="20"/>
+              </w:rPr>
+              <w:t>内容</w:t>
+            </w:r>
+          </w:p>
+        </w:tc>
+        <w:tc>
+          <w:tcPr>
+            <w:tcW w:type="dxa" w:w="1984"/>
+          </w:tcPr>
+          <w:p>
+            <w:r/>
+            <w:r>
+              <w:rPr>
+                <w:rFonts w:ascii="Hiragino Mincho ProN" w:hAnsi="Hiragino Mincho ProN" w:eastAsia="Hiragino Mincho ProN"/>
+                <w:b/>
+                <w:color w:val="1F2937"/>
+                <w:sz w:val="20"/>
+              </w:rPr>
+              <w:t>SE 作業への影響</w:t>
+            </w:r>
+          </w:p>
+        </w:tc>
+      </w:tr>
+      <w:tr>
+        <w:tc>
+          <w:tcPr>
+            <w:tcW w:type="dxa" w:w="567"/>
+          </w:tcPr>
+          <w:p>
+            <w:r/>
+            <w:r>
+              <w:rPr>
+                <w:rFonts w:ascii="Hiragino Mincho ProN" w:hAnsi="Hiragino Mincho ProN" w:eastAsia="Hiragino Mincho ProN"/>
+                <w:b w:val="0"/>
+                <w:sz w:val="20"/>
+              </w:rPr>
+              <w:t>1</w:t>
+            </w:r>
+          </w:p>
+        </w:tc>
+        <w:tc>
+          <w:tcPr>
+            <w:tcW w:type="dxa" w:w="1417"/>
+          </w:tcPr>
+          <w:p>
+            <w:r/>
+            <w:r>
+              <w:rPr>
+                <w:rFonts w:ascii="Hiragino Mincho ProN" w:hAnsi="Hiragino Mincho ProN" w:eastAsia="Hiragino Mincho ProN"/>
+                <w:b w:val="0"/>
+                <w:sz w:val="20"/>
+              </w:rPr>
+              <w:t>2026-05-01</w:t>
+            </w:r>
+          </w:p>
+        </w:tc>
+        <w:tc>
+          <w:tcPr>
+            <w:tcW w:type="dxa" w:w="4819"/>
+          </w:tcPr>
+          <w:p>
+            <w:r/>
+            <w:r>
+              <w:rPr>
+                <w:rFonts w:ascii="Hiragino Mincho ProN" w:hAnsi="Hiragino Mincho ProN" w:eastAsia="Hiragino Mincho ProN"/>
+                <w:b w:val="0"/>
+                <w:sz w:val="20"/>
+              </w:rPr>
+              <w:t>初版（Phase 1〜1.8 / PR #42 マージ）。デモ混入防止・看護必要度月次シードブリッジ・救急15%手動シード・本番初期化UI・副院長 SOP を統合。</w:t>
+            </w:r>
+          </w:p>
+        </w:tc>
+        <w:tc>
+          <w:tcPr>
+            <w:tcW w:type="dxa" w:w="1984"/>
+          </w:tcPr>
+          <w:p>
+            <w:r/>
+            <w:r>
+              <w:rPr>
+                <w:rFonts w:ascii="Hiragino Mincho ProN" w:hAnsi="Hiragino Mincho ProN" w:eastAsia="Hiragino Mincho ProN"/>
+                <w:b w:val="0"/>
+                <w:sz w:val="20"/>
+              </w:rPr>
+              <w:t>なし（初版）</w:t>
+            </w:r>
+          </w:p>
+        </w:tc>
+      </w:tr>
+      <w:tr>
+        <w:tc>
+          <w:tcPr>
+            <w:tcW w:type="dxa" w:w="567"/>
+          </w:tcPr>
+          <w:p>
+            <w:r/>
+            <w:r>
+              <w:rPr>
+                <w:rFonts w:ascii="Hiragino Mincho ProN" w:hAnsi="Hiragino Mincho ProN" w:eastAsia="Hiragino Mincho ProN"/>
+                <w:b w:val="0"/>
+                <w:sz w:val="20"/>
+              </w:rPr>
+              <w:t>2</w:t>
+            </w:r>
+          </w:p>
+        </w:tc>
+        <w:tc>
+          <w:tcPr>
+            <w:tcW w:type="dxa" w:w="1417"/>
+          </w:tcPr>
+          <w:p>
+            <w:r/>
+            <w:r>
+              <w:rPr>
+                <w:rFonts w:ascii="Hiragino Mincho ProN" w:hAnsi="Hiragino Mincho ProN" w:eastAsia="Hiragino Mincho ProN"/>
+                <w:b w:val="0"/>
+                <w:sz w:val="20"/>
+              </w:rPr>
+              <w:t>2026-05-01</w:t>
+            </w:r>
+          </w:p>
+        </w:tc>
+        <w:tc>
+          <w:tcPr>
+            <w:tcW w:type="dxa" w:w="4819"/>
+          </w:tcPr>
+          <w:p>
+            <w:r/>
+            <w:r>
+              <w:rPr>
+                <w:rFonts w:ascii="Hiragino Mincho ProN" w:hAnsi="Hiragino Mincho ProN" w:eastAsia="Hiragino Mincho ProN"/>
+                <w:b w:val="0"/>
+                <w:sz w:val="20"/>
+              </w:rPr>
+              <w:t>表示整合性の総ざらい（PR #47-49）。① 管理者 3 KPI ストリップの稼働率を当日値に統一 ② 当日値の右に「（月平均 X.X%）」を併記、ゲージは「現時点の月平均稼働率／月末目標 ≥ 90%」を明示 ③ 「📊 日次推移」タブを関数化し、「本日の詳細サマリー」expander にも統合表示。</w:t>
+            </w:r>
+          </w:p>
+        </w:tc>
+        <w:tc>
+          <w:tcPr>
+            <w:tcW w:type="dxa" w:w="1984"/>
+          </w:tcPr>
+          <w:p>
+            <w:r/>
+            <w:r>
+              <w:rPr>
+                <w:rFonts w:ascii="Hiragino Mincho ProN" w:hAnsi="Hiragino Mincho ProN" w:eastAsia="Hiragino Mincho ProN"/>
+                <w:b w:val="0"/>
+                <w:sz w:val="20"/>
+              </w:rPr>
+              <w:t>なし（設置手順は変わらず、内部の表示改善のみ）</w:t>
+            </w:r>
+          </w:p>
+        </w:tc>
+      </w:tr>
+    </w:tbl>
+    <w:p>
+      <w:r>
+        <w:rPr>
+          <w:rFonts w:ascii="Hiragino Mincho ProN" w:hAnsi="Hiragino Mincho ProN" w:eastAsia="Hiragino Mincho ProN"/>
+          <w:b w:val="0"/>
+          <w:sz w:val="22"/>
+        </w:rPr>
+      </w:r>
+    </w:p>
+    <w:p>
+      <w:pPr>
+        <w:ind w:left="283"/>
+      </w:pPr>
+      <w:r>
+        <w:rPr>
+          <w:rFonts w:ascii="Hiragino Mincho ProN" w:hAnsi="Hiragino Mincho ProN" w:eastAsia="Hiragino Mincho ProN"/>
+          <w:b/>
+          <w:color w:val="10B981"/>
+          <w:sz w:val="22"/>
+        </w:rPr>
+        <w:t xml:space="preserve">💡 補足 </w:t>
+      </w:r>
+      <w:r>
+        <w:rPr>
+          <w:rFonts w:ascii="Hiragino Mincho ProN" w:hAnsi="Hiragino Mincho ProN" w:eastAsia="Hiragino Mincho ProN"/>
+          <w:b w:val="0"/>
+          <w:sz w:val="22"/>
+        </w:rPr>
+        <w:t>Rev 2 は Rev 1 と比べて「SE が行う設置作業」は何も変わりません。アプリ画面上の表示・整合性の改善のみで、サーバー設置・LAN 公開・自動起動・Chrome Portable 配布などの手順はすべて Rev 1 と同じです。</w:t>
+      </w:r>
+    </w:p>
+    <w:p>
+      <w:r>
+        <w:rPr>
+          <w:rFonts w:ascii="Hiragino Mincho ProN" w:hAnsi="Hiragino Mincho ProN" w:eastAsia="Hiragino Mincho ProN"/>
+          <w:b w:val="0"/>
+          <w:sz w:val="22"/>
+        </w:rPr>
+      </w:r>
+    </w:p>
+    <w:p>
+      <w:pPr>
         <w:jc w:val="center"/>
       </w:pPr>
       <w:r>

--- a/docs/admin/SE_install_manual_2026-05-01.docx
+++ b/docs/admin/SE_install_manual_2026-05-01.docx
@@ -100,7 +100,7 @@
           <w:color w:val="9CA3AF"/>
           <w:sz w:val="22"/>
         </w:rPr>
-        <w:t>作成日：2026年5月1日 / Rev. 2</w:t>
+        <w:t>作成日：2026年5月1日 / Rev. 3</w:t>
       </w:r>
     </w:p>
     <w:p>
@@ -4400,6 +4400,72 @@
           </w:p>
         </w:tc>
       </w:tr>
+      <w:tr>
+        <w:tc>
+          <w:tcPr>
+            <w:tcW w:type="dxa" w:w="567"/>
+          </w:tcPr>
+          <w:p>
+            <w:r/>
+            <w:r>
+              <w:rPr>
+                <w:rFonts w:ascii="Hiragino Mincho ProN" w:hAnsi="Hiragino Mincho ProN" w:eastAsia="Hiragino Mincho ProN"/>
+                <w:b w:val="0"/>
+                <w:sz w:val="20"/>
+              </w:rPr>
+              <w:t>3</w:t>
+            </w:r>
+          </w:p>
+        </w:tc>
+        <w:tc>
+          <w:tcPr>
+            <w:tcW w:type="dxa" w:w="1417"/>
+          </w:tcPr>
+          <w:p>
+            <w:r/>
+            <w:r>
+              <w:rPr>
+                <w:rFonts w:ascii="Hiragino Mincho ProN" w:hAnsi="Hiragino Mincho ProN" w:eastAsia="Hiragino Mincho ProN"/>
+                <w:b w:val="0"/>
+                <w:sz w:val="20"/>
+              </w:rPr>
+              <w:t>2026-05-01</w:t>
+            </w:r>
+          </w:p>
+        </w:tc>
+        <w:tc>
+          <w:tcPr>
+            <w:tcW w:type="dxa" w:w="4819"/>
+          </w:tcPr>
+          <w:p>
+            <w:r/>
+            <w:r>
+              <w:rPr>
+                <w:rFonts w:ascii="Hiragino Mincho ProN" w:hAnsi="Hiragino Mincho ProN" w:eastAsia="Hiragino Mincho ProN"/>
+                <w:b w:val="0"/>
+                <w:sz w:val="20"/>
+              </w:rPr>
+              <w:t>サイドバーの表示病棟切替を強調表示（PR #51）。左サイドの「🏥 表示病棟（タップで切替）」を専用ボックス （左 4px accent ボーダー + 軽い影 + 角丸）で囲み、下部に「📍 現在表示中：xxx」キャプションを追加。</w:t>
+            </w:r>
+          </w:p>
+        </w:tc>
+        <w:tc>
+          <w:tcPr>
+            <w:tcW w:type="dxa" w:w="1984"/>
+          </w:tcPr>
+          <w:p>
+            <w:r/>
+            <w:r>
+              <w:rPr>
+                <w:rFonts w:ascii="Hiragino Mincho ProN" w:hAnsi="Hiragino Mincho ProN" w:eastAsia="Hiragino Mincho ProN"/>
+                <w:b w:val="0"/>
+                <w:sz w:val="20"/>
+              </w:rPr>
+              <w:t>なし（UI 強調のみ、設置手順は変わらず）</w:t>
+            </w:r>
+          </w:p>
+        </w:tc>
+      </w:tr>
     </w:tbl>
     <w:p>
       <w:r>
